--- a/Sprint_1/Doccument/Test/test report/ReviewModalTest_Report.docx
+++ b/Sprint_1/Doccument/Test/test report/ReviewModalTest_Report.docx
@@ -1449,7 +1449,16 @@
                 <w:szCs w:val="32"/>
                 <w:lang w:bidi="th-TH"/>
               </w:rPr>
-              <w:t xml:space="preserve"> http://localhost:3001/login</w:t>
+              <w:t xml:space="preserve"> </w:t>
+            </w:r>
+            <w:r>
+              <w:rPr>
+                <w:rFonts w:ascii="TH SarabunPSK" w:hAnsi="TH SarabunPSK" w:cs="TH SarabunPSK"/>
+                <w:sz w:val="32"/>
+                <w:szCs w:val="32"/>
+                <w:lang w:bidi="th-TH"/>
+              </w:rPr>
+              <w:t>https://csse1569.cpkku.com/</w:t>
             </w:r>
           </w:p>
         </w:tc>
@@ -1513,7 +1522,7 @@
           <w:p>
             <w:pPr>
               <w:rPr>
-                <w:rFonts w:ascii="TH SarabunPSK" w:hAnsi="TH SarabunPSK" w:cs="TH SarabunPSK" w:hint="cs"/>
+                <w:rFonts w:ascii="TH SarabunPSK" w:hAnsi="TH SarabunPSK" w:cs="TH SarabunPSK"/>
                 <w:sz w:val="32"/>
                 <w:szCs w:val="32"/>
                 <w:lang w:bidi="th-TH"/>
@@ -1867,7 +1876,7 @@
           <w:p>
             <w:pPr>
               <w:rPr>
-                <w:rFonts w:ascii="TH SarabunPSK" w:hAnsi="TH SarabunPSK" w:cs="TH SarabunPSK" w:hint="cs"/>
+                <w:rFonts w:ascii="TH SarabunPSK" w:hAnsi="TH SarabunPSK" w:cs="TH SarabunPSK"/>
                 <w:sz w:val="32"/>
                 <w:szCs w:val="32"/>
                 <w:lang w:bidi="th-TH"/>
@@ -2310,7 +2319,7 @@
           <w:p>
             <w:pPr>
               <w:rPr>
-                <w:rFonts w:ascii="TH SarabunPSK" w:hAnsi="TH SarabunPSK" w:cs="TH SarabunPSK" w:hint="cs"/>
+                <w:rFonts w:ascii="TH SarabunPSK" w:hAnsi="TH SarabunPSK" w:cs="TH SarabunPSK"/>
                 <w:sz w:val="32"/>
                 <w:szCs w:val="32"/>
                 <w:lang w:bidi="th-TH"/>
@@ -2593,7 +2602,7 @@
           <w:p>
             <w:pPr>
               <w:rPr>
-                <w:rFonts w:ascii="TH SarabunPSK" w:hAnsi="TH SarabunPSK" w:cs="TH SarabunPSK" w:hint="cs"/>
+                <w:rFonts w:ascii="TH SarabunPSK" w:hAnsi="TH SarabunPSK" w:cs="TH SarabunPSK"/>
                 <w:sz w:val="32"/>
                 <w:szCs w:val="32"/>
                 <w:lang w:bidi="th-TH"/>
@@ -2642,27 +2651,7 @@
                 <w:cs/>
                 <w:lang w:bidi="th-TH"/>
               </w:rPr>
-              <w:t>ขอบคุณที่ใช</w:t>
-            </w:r>
-            <w:r>
-              <w:rPr>
-                <w:rFonts w:ascii="TH SarabunPSK" w:hAnsi="TH SarabunPSK" w:cs="TH SarabunPSK" w:hint="cs"/>
-                <w:sz w:val="32"/>
-                <w:szCs w:val="32"/>
-                <w:cs/>
-                <w:lang w:bidi="th-TH"/>
-              </w:rPr>
-              <w:t>้</w:t>
-            </w:r>
-            <w:r>
-              <w:rPr>
-                <w:rFonts w:ascii="TH SarabunPSK" w:hAnsi="TH SarabunPSK" w:cs="TH SarabunPSK" w:hint="cs"/>
-                <w:sz w:val="32"/>
-                <w:szCs w:val="32"/>
-                <w:cs/>
-                <w:lang w:bidi="th-TH"/>
-              </w:rPr>
-              <w:t>บริการไปนำแหน่</w:t>
+              <w:t>ขอบคุณที่ใช้บริการไปนำแหน่</w:t>
             </w:r>
             <w:r>
               <w:rPr>
@@ -2942,7 +2931,7 @@
           <w:p>
             <w:pPr>
               <w:rPr>
-                <w:rFonts w:ascii="TH SarabunPSK" w:hAnsi="TH SarabunPSK" w:cs="TH SarabunPSK" w:hint="cs"/>
+                <w:rFonts w:ascii="TH SarabunPSK" w:hAnsi="TH SarabunPSK" w:cs="TH SarabunPSK"/>
                 <w:sz w:val="32"/>
                 <w:szCs w:val="32"/>
                 <w:lang w:bidi="th-TH"/>
@@ -3849,27 +3838,7 @@
                 <w:cs/>
                 <w:lang w:bidi="th-TH"/>
               </w:rPr>
-              <w:t>แสดงหน้าต่าง</w:t>
-            </w:r>
-            <w:r>
-              <w:rPr>
-                <w:rFonts w:ascii="TH SarabunPSK" w:hAnsi="TH SarabunPSK" w:cs="TH SarabunPSK" w:hint="cs"/>
-                <w:sz w:val="32"/>
-                <w:szCs w:val="32"/>
-                <w:cs/>
-                <w:lang w:bidi="th-TH"/>
-              </w:rPr>
-              <w:t>คำขอจองเส้นทาง</w:t>
-            </w:r>
-            <w:r>
-              <w:rPr>
-                <w:rFonts w:ascii="TH SarabunPSK" w:hAnsi="TH SarabunPSK" w:cs="TH SarabunPSK" w:hint="cs"/>
-                <w:sz w:val="32"/>
-                <w:szCs w:val="32"/>
-                <w:cs/>
-                <w:lang w:bidi="th-TH"/>
-              </w:rPr>
-              <w:t>ของฉัน</w:t>
+              <w:t>แสดงหน้าต่างคำขอจองเส้นทางของฉัน</w:t>
             </w:r>
             <w:r>
               <w:rPr>
@@ -5827,7 +5796,7 @@
             <w:pPr>
               <w:jc w:val="center"/>
               <w:rPr>
-                <w:rFonts w:ascii="TH SarabunPSK" w:hAnsi="TH SarabunPSK" w:cs="TH SarabunPSK" w:hint="cs"/>
+                <w:rFonts w:ascii="TH SarabunPSK" w:hAnsi="TH SarabunPSK" w:cs="TH SarabunPSK"/>
                 <w:sz w:val="32"/>
                 <w:szCs w:val="32"/>
                 <w:cs/>
@@ -6000,7 +5969,16 @@
                 <w:szCs w:val="32"/>
                 <w:lang w:bidi="th-TH"/>
               </w:rPr>
-              <w:t xml:space="preserve"> http://localhost:3001/login</w:t>
+              <w:t xml:space="preserve"> </w:t>
+            </w:r>
+            <w:r>
+              <w:rPr>
+                <w:rFonts w:ascii="TH SarabunPSK" w:hAnsi="TH SarabunPSK" w:cs="TH SarabunPSK"/>
+                <w:sz w:val="32"/>
+                <w:szCs w:val="32"/>
+                <w:lang w:bidi="th-TH"/>
+              </w:rPr>
+              <w:t>https://csse1569.cpkku.com/</w:t>
             </w:r>
           </w:p>
         </w:tc>
@@ -6066,7 +6044,7 @@
             <w:pPr>
               <w:jc w:val="center"/>
               <w:rPr>
-                <w:rFonts w:ascii="TH SarabunPSK" w:hAnsi="TH SarabunPSK" w:cs="TH SarabunPSK" w:hint="cs"/>
+                <w:rFonts w:ascii="TH SarabunPSK" w:hAnsi="TH SarabunPSK" w:cs="TH SarabunPSK"/>
                 <w:sz w:val="32"/>
                 <w:szCs w:val="32"/>
                 <w:cs/>
@@ -8580,35 +8558,16 @@
                 <w:cs/>
                 <w:lang w:bidi="th-TH"/>
               </w:rPr>
-              <w:t>คำขอจองเส้นทาง</w:t>
-            </w:r>
-            <w:r>
-              <w:rPr>
-                <w:rFonts w:ascii="TH SarabunPSK" w:hAnsi="TH SarabunPSK" w:cs="TH SarabunPSK" w:hint="cs"/>
-                <w:sz w:val="32"/>
-                <w:szCs w:val="32"/>
-                <w:cs/>
-                <w:lang w:bidi="th-TH"/>
-              </w:rPr>
-              <w:t>ของฉัน</w:t>
-            </w:r>
-            <w:r>
-              <w:rPr>
-                <w:rFonts w:ascii="TH SarabunPSK" w:hAnsi="TH SarabunPSK" w:cs="TH SarabunPSK"/>
-                <w:sz w:val="32"/>
-                <w:szCs w:val="32"/>
-                <w:lang w:bidi="th-TH"/>
-              </w:rPr>
-              <w:t>”</w:t>
-            </w:r>
-            <w:r>
-              <w:rPr>
-                <w:rFonts w:ascii="TH SarabunPSK" w:hAnsi="TH SarabunPSK" w:cs="TH SarabunPSK"/>
-                <w:sz w:val="32"/>
-                <w:szCs w:val="32"/>
-                <w:lang w:bidi="th-TH"/>
-              </w:rPr>
-              <w:t xml:space="preserve"> </w:t>
+              <w:t>คำขอจองเส้นทางของฉัน</w:t>
+            </w:r>
+            <w:r>
+              <w:rPr>
+                <w:rFonts w:ascii="TH SarabunPSK" w:hAnsi="TH SarabunPSK" w:cs="TH SarabunPSK"/>
+                <w:sz w:val="32"/>
+                <w:szCs w:val="32"/>
+                <w:lang w:bidi="th-TH"/>
+              </w:rPr>
+              <w:t xml:space="preserve">” </w:t>
             </w:r>
             <w:r>
               <w:rPr>
@@ -10687,7 +10646,16 @@
                 <w:szCs w:val="32"/>
                 <w:lang w:bidi="th-TH"/>
               </w:rPr>
-              <w:t xml:space="preserve"> http://localhost:3001/login</w:t>
+              <w:t xml:space="preserve"> </w:t>
+            </w:r>
+            <w:r>
+              <w:rPr>
+                <w:rFonts w:ascii="TH SarabunPSK" w:hAnsi="TH SarabunPSK" w:cs="TH SarabunPSK"/>
+                <w:sz w:val="32"/>
+                <w:szCs w:val="32"/>
+                <w:lang w:bidi="th-TH"/>
+              </w:rPr>
+              <w:t>https://csse1569.cpkku.com/</w:t>
             </w:r>
           </w:p>
         </w:tc>
@@ -12642,27 +12610,7 @@
                 <w:cs/>
                 <w:lang w:bidi="th-TH"/>
               </w:rPr>
-              <w:t>แสดงหน้าต่าง</w:t>
-            </w:r>
-            <w:r>
-              <w:rPr>
-                <w:rFonts w:ascii="TH SarabunPSK" w:hAnsi="TH SarabunPSK" w:cs="TH SarabunPSK" w:hint="cs"/>
-                <w:sz w:val="32"/>
-                <w:szCs w:val="32"/>
-                <w:cs/>
-                <w:lang w:bidi="th-TH"/>
-              </w:rPr>
-              <w:t>คำขอจองเส้น</w:t>
-            </w:r>
-            <w:r>
-              <w:rPr>
-                <w:rFonts w:ascii="TH SarabunPSK" w:hAnsi="TH SarabunPSK" w:cs="TH SarabunPSK" w:hint="cs"/>
-                <w:sz w:val="32"/>
-                <w:szCs w:val="32"/>
-                <w:cs/>
-                <w:lang w:bidi="th-TH"/>
-              </w:rPr>
-              <w:t>ทางของฉัน</w:t>
+              <w:t>แสดงหน้าต่างคำขอจองเส้นทางของฉัน</w:t>
             </w:r>
             <w:r>
               <w:rPr>
@@ -14564,7 +14512,16 @@
                 <w:szCs w:val="32"/>
                 <w:lang w:bidi="th-TH"/>
               </w:rPr>
-              <w:t xml:space="preserve"> http://localhost:3001/login</w:t>
+              <w:t xml:space="preserve"> </w:t>
+            </w:r>
+            <w:r>
+              <w:rPr>
+                <w:rFonts w:ascii="TH SarabunPSK" w:hAnsi="TH SarabunPSK" w:cs="TH SarabunPSK"/>
+                <w:sz w:val="32"/>
+                <w:szCs w:val="32"/>
+                <w:lang w:bidi="th-TH"/>
+              </w:rPr>
+              <w:t>https://csse1569.cpkku.com/</w:t>
             </w:r>
           </w:p>
         </w:tc>
@@ -14647,37 +14604,7 @@
                 <w:cs/>
                 <w:lang w:bidi="th-TH"/>
               </w:rPr>
-              <w:t>ระบบ</w:t>
-            </w:r>
-            <w:r>
-              <w:rPr>
-                <w:rFonts w:ascii="TH SarabunPSK" w:hAnsi="TH SarabunPSK" w:cs="TH SarabunPSK" w:hint="cs"/>
-                <w:sz w:val="32"/>
-                <w:szCs w:val="32"/>
-                <w:cs/>
-                <w:lang w:bidi="th-TH"/>
-              </w:rPr>
-              <w:t>แสดง</w:t>
-            </w:r>
-            <w:r>
-              <w:rPr>
-                <w:rFonts w:ascii="TH SarabunPSK" w:hAnsi="TH SarabunPSK" w:cs="TH SarabunPSK" w:hint="cs"/>
-                <w:sz w:val="32"/>
-                <w:szCs w:val="32"/>
-                <w:cs/>
-                <w:lang w:bidi="th-TH"/>
-              </w:rPr>
-              <w:t>หน้า</w:t>
-            </w:r>
-            <w:r>
-              <w:rPr>
-                <w:rFonts w:ascii="TH SarabunPSK" w:hAnsi="TH SarabunPSK" w:cs="TH SarabunPSK" w:hint="cs"/>
-                <w:sz w:val="32"/>
-                <w:szCs w:val="32"/>
-                <w:cs/>
-                <w:lang w:bidi="th-TH"/>
-              </w:rPr>
-              <w:t>แรก</w:t>
+              <w:t>ระบบแสดงหน้าแรก</w:t>
             </w:r>
             <w:r>
               <w:rPr>
@@ -16108,7 +16035,7 @@
             <w:pPr>
               <w:jc w:val="center"/>
               <w:rPr>
-                <w:rFonts w:ascii="TH SarabunPSK" w:hAnsi="TH SarabunPSK" w:cs="TH SarabunPSK" w:hint="cs"/>
+                <w:rFonts w:ascii="TH SarabunPSK" w:hAnsi="TH SarabunPSK" w:cs="TH SarabunPSK"/>
                 <w:sz w:val="32"/>
                 <w:szCs w:val="32"/>
                 <w:lang w:bidi="th-TH"/>
@@ -16498,27 +16425,7 @@
                 <w:cs/>
                 <w:lang w:bidi="th-TH"/>
               </w:rPr>
-              <w:t>ระบบพาไปยังหน้าหลัก</w:t>
-            </w:r>
-            <w:r>
-              <w:rPr>
-                <w:rFonts w:ascii="TH SarabunPSK" w:hAnsi="TH SarabunPSK" w:cs="TH SarabunPSK" w:hint="cs"/>
-                <w:sz w:val="32"/>
-                <w:szCs w:val="32"/>
-                <w:cs/>
-                <w:lang w:bidi="th-TH"/>
-              </w:rPr>
-              <w:t>และแสดงชื่อผู้ใช้</w:t>
-            </w:r>
-            <w:r>
-              <w:rPr>
-                <w:rFonts w:ascii="TH SarabunPSK" w:hAnsi="TH SarabunPSK" w:cs="TH SarabunPSK" w:hint="cs"/>
-                <w:sz w:val="32"/>
-                <w:szCs w:val="32"/>
-                <w:cs/>
-                <w:lang w:bidi="th-TH"/>
-              </w:rPr>
-              <w:t xml:space="preserve"> ตามผลที่คาดหวัง</w:t>
+              <w:t>ระบบพาไปยังหน้าหลักและแสดงชื่อผู้ใช้ ตามผลที่คาดหวัง</w:t>
             </w:r>
           </w:p>
         </w:tc>
@@ -16777,27 +16684,7 @@
                 <w:cs/>
                 <w:lang w:bidi="th-TH"/>
               </w:rPr>
-              <w:t>แสดงหน้าต่าง</w:t>
-            </w:r>
-            <w:r>
-              <w:rPr>
-                <w:rFonts w:ascii="TH SarabunPSK" w:hAnsi="TH SarabunPSK" w:cs="TH SarabunPSK" w:hint="cs"/>
-                <w:sz w:val="32"/>
-                <w:szCs w:val="32"/>
-                <w:cs/>
-                <w:lang w:bidi="th-TH"/>
-              </w:rPr>
-              <w:t>คำขอจองเส้น</w:t>
-            </w:r>
-            <w:r>
-              <w:rPr>
-                <w:rFonts w:ascii="TH SarabunPSK" w:hAnsi="TH SarabunPSK" w:cs="TH SarabunPSK" w:hint="cs"/>
-                <w:sz w:val="32"/>
-                <w:szCs w:val="32"/>
-                <w:cs/>
-                <w:lang w:bidi="th-TH"/>
-              </w:rPr>
-              <w:t>ทางของฉัน</w:t>
+              <w:t>แสดงหน้าต่างคำขอจองเส้นทางของฉัน</w:t>
             </w:r>
             <w:r>
               <w:rPr>
@@ -19079,16 +18966,7 @@
                 <w:szCs w:val="32"/>
                 <w:lang w:bidi="th-TH"/>
               </w:rPr>
-              <w:t>,</w:t>
-            </w:r>
-            <w:r>
-              <w:rPr>
-                <w:rFonts w:ascii="TH SarabunPSK" w:hAnsi="TH SarabunPSK" w:cs="TH SarabunPSK"/>
-                <w:sz w:val="32"/>
-                <w:szCs w:val="32"/>
-                <w:lang w:bidi="th-TH"/>
-              </w:rPr>
-              <w:t>kittichai</w:t>
+              <w:t>,kittichai</w:t>
             </w:r>
             <w:proofErr w:type="spellEnd"/>
             <w:proofErr w:type="gramEnd"/>
@@ -20030,7 +19908,16 @@
                 <w:szCs w:val="32"/>
                 <w:lang w:bidi="th-TH"/>
               </w:rPr>
-              <w:t xml:space="preserve"> http://localhost:3001/login</w:t>
+              <w:t xml:space="preserve"> </w:t>
+            </w:r>
+            <w:r>
+              <w:rPr>
+                <w:rFonts w:ascii="TH SarabunPSK" w:hAnsi="TH SarabunPSK" w:cs="TH SarabunPSK"/>
+                <w:sz w:val="32"/>
+                <w:szCs w:val="32"/>
+                <w:lang w:bidi="th-TH"/>
+              </w:rPr>
+              <w:t>https://csse1569.cpkku.com/</w:t>
             </w:r>
           </w:p>
         </w:tc>
@@ -20108,37 +19995,7 @@
                 <w:cs/>
                 <w:lang w:bidi="th-TH"/>
               </w:rPr>
-              <w:t>ระบบ</w:t>
-            </w:r>
-            <w:r>
-              <w:rPr>
-                <w:rFonts w:ascii="TH SarabunPSK" w:hAnsi="TH SarabunPSK" w:cs="TH SarabunPSK" w:hint="cs"/>
-                <w:sz w:val="32"/>
-                <w:szCs w:val="32"/>
-                <w:cs/>
-                <w:lang w:bidi="th-TH"/>
-              </w:rPr>
-              <w:t>แสดง</w:t>
-            </w:r>
-            <w:r>
-              <w:rPr>
-                <w:rFonts w:ascii="TH SarabunPSK" w:hAnsi="TH SarabunPSK" w:cs="TH SarabunPSK" w:hint="cs"/>
-                <w:sz w:val="32"/>
-                <w:szCs w:val="32"/>
-                <w:cs/>
-                <w:lang w:bidi="th-TH"/>
-              </w:rPr>
-              <w:t>หน้า</w:t>
-            </w:r>
-            <w:r>
-              <w:rPr>
-                <w:rFonts w:ascii="TH SarabunPSK" w:hAnsi="TH SarabunPSK" w:cs="TH SarabunPSK" w:hint="cs"/>
-                <w:sz w:val="32"/>
-                <w:szCs w:val="32"/>
-                <w:cs/>
-                <w:lang w:bidi="th-TH"/>
-              </w:rPr>
-              <w:t>แรก</w:t>
+              <w:t>ระบบแสดงหน้าแรก</w:t>
             </w:r>
             <w:r>
               <w:rPr>
@@ -21294,17 +21151,7 @@
                 <w:cs/>
                 <w:lang w:bidi="th-TH"/>
               </w:rPr>
-              <w:t>ระบบพาไปยังหน้า</w:t>
-            </w:r>
-            <w:r>
-              <w:rPr>
-                <w:rFonts w:ascii="TH SarabunPSK" w:hAnsi="TH SarabunPSK" w:cs="TH SarabunPSK" w:hint="cs"/>
-                <w:sz w:val="32"/>
-                <w:szCs w:val="32"/>
-                <w:cs/>
-                <w:lang w:bidi="th-TH"/>
-              </w:rPr>
-              <w:t>แรก</w:t>
+              <w:t>ระบบพาไปยังหน้าแรก</w:t>
             </w:r>
             <w:r>
               <w:rPr>
@@ -24003,7 +23850,16 @@
                 <w:szCs w:val="32"/>
                 <w:lang w:bidi="th-TH"/>
               </w:rPr>
-              <w:t xml:space="preserve"> http://localhost:3001/login</w:t>
+              <w:t xml:space="preserve"> </w:t>
+            </w:r>
+            <w:r>
+              <w:rPr>
+                <w:rFonts w:ascii="TH SarabunPSK" w:hAnsi="TH SarabunPSK" w:cs="TH SarabunPSK"/>
+                <w:sz w:val="32"/>
+                <w:szCs w:val="32"/>
+                <w:lang w:bidi="th-TH"/>
+              </w:rPr>
+              <w:t>https://csse1569.cpkku.com/</w:t>
             </w:r>
           </w:p>
         </w:tc>
@@ -26038,27 +25894,7 @@
                 <w:cs/>
                 <w:lang w:bidi="th-TH"/>
               </w:rPr>
-              <w:t>แสดงหน้าต่าง</w:t>
-            </w:r>
-            <w:r>
-              <w:rPr>
-                <w:rFonts w:ascii="TH SarabunPSK" w:hAnsi="TH SarabunPSK" w:cs="TH SarabunPSK" w:hint="cs"/>
-                <w:sz w:val="32"/>
-                <w:szCs w:val="32"/>
-                <w:cs/>
-                <w:lang w:bidi="th-TH"/>
-              </w:rPr>
-              <w:t>คำขอจองเส้น</w:t>
-            </w:r>
-            <w:r>
-              <w:rPr>
-                <w:rFonts w:ascii="TH SarabunPSK" w:hAnsi="TH SarabunPSK" w:cs="TH SarabunPSK" w:hint="cs"/>
-                <w:sz w:val="32"/>
-                <w:szCs w:val="32"/>
-                <w:cs/>
-                <w:lang w:bidi="th-TH"/>
-              </w:rPr>
-              <w:t>ทางของฉัน</w:t>
+              <w:t>แสดงหน้าต่างคำขอจองเส้นทางของฉัน</w:t>
             </w:r>
             <w:r>
               <w:rPr>
@@ -26292,16 +26128,7 @@
                 <w:szCs w:val="32"/>
                 <w:cs/>
               </w:rPr>
-              <w:t>แจ้งเตือน “สิ้นสุดการเดินทาง</w:t>
-            </w:r>
-            <w:r>
-              <w:rPr>
-                <w:rFonts w:ascii="TH SarabunPSK" w:hAnsi="TH SarabunPSK" w:cs="TH SarabunPSK"/>
-                <w:sz w:val="32"/>
-                <w:szCs w:val="32"/>
-                <w:cs/>
-              </w:rPr>
-              <w:t>สำเร็จ”</w:t>
+              <w:t>แจ้งเตือน “สิ้นสุดการเดินทางสำเร็จ”</w:t>
             </w:r>
             <w:r>
               <w:rPr>

--- a/Sprint_1/Doccument/Test/test report/ReviewModalTest_Report.docx
+++ b/Sprint_1/Doccument/Test/test report/ReviewModalTest_Report.docx
@@ -27728,6 +27728,1137 @@
                 <w:bCs/>
                 <w:sz w:val="32"/>
                 <w:szCs w:val="32"/>
+                <w:lang w:bidi="th-TH"/>
+              </w:rPr>
+            </w:pPr>
+          </w:p>
+        </w:tc>
+      </w:tr>
+    </w:tbl>
+    <w:p>
+      <w:pPr>
+        <w:rPr>
+          <w:lang w:bidi="th-TH"/>
+        </w:rPr>
+      </w:pPr>
+    </w:p>
+    <w:p>
+      <w:pPr>
+        <w:rPr>
+          <w:lang w:bidi="th-TH"/>
+        </w:rPr>
+      </w:pPr>
+    </w:p>
+    <w:p>
+      <w:pPr>
+        <w:rPr>
+          <w:lang w:bidi="th-TH"/>
+        </w:rPr>
+      </w:pPr>
+    </w:p>
+    <w:p>
+      <w:pPr>
+        <w:rPr>
+          <w:lang w:bidi="th-TH"/>
+        </w:rPr>
+      </w:pPr>
+    </w:p>
+    <w:p>
+      <w:pPr>
+        <w:rPr>
+          <w:lang w:bidi="th-TH"/>
+        </w:rPr>
+      </w:pPr>
+    </w:p>
+    <w:p>
+      <w:pPr>
+        <w:rPr>
+          <w:lang w:bidi="th-TH"/>
+        </w:rPr>
+      </w:pPr>
+    </w:p>
+    <w:p>
+      <w:pPr>
+        <w:rPr>
+          <w:lang w:bidi="th-TH"/>
+        </w:rPr>
+      </w:pPr>
+    </w:p>
+    <w:p>
+      <w:pPr>
+        <w:rPr>
+          <w:lang w:bidi="th-TH"/>
+        </w:rPr>
+      </w:pPr>
+    </w:p>
+    <w:p>
+      <w:pPr>
+        <w:rPr>
+          <w:rFonts w:ascii="TH SarabunPSK" w:hAnsi="TH SarabunPSK" w:cs="TH SarabunPSK" w:hint="cs"/>
+          <w:sz w:val="44"/>
+          <w:szCs w:val="44"/>
+          <w:lang w:bidi="th-TH"/>
+        </w:rPr>
+      </w:pPr>
+      <w:r>
+        <w:rPr>
+          <w:rFonts w:ascii="TH SarabunPSK" w:hAnsi="TH SarabunPSK" w:cs="TH SarabunPSK" w:hint="cs"/>
+          <w:sz w:val="44"/>
+          <w:szCs w:val="44"/>
+          <w:lang w:bidi="th-TH"/>
+        </w:rPr>
+        <w:lastRenderedPageBreak/>
+        <w:t>Summar</w:t>
+      </w:r>
+      <w:r>
+        <w:rPr>
+          <w:rFonts w:ascii="TH SarabunPSK" w:hAnsi="TH SarabunPSK" w:cs="TH SarabunPSK"/>
+          <w:sz w:val="44"/>
+          <w:szCs w:val="44"/>
+          <w:lang w:bidi="th-TH"/>
+        </w:rPr>
+        <w:t>y</w:t>
+      </w:r>
+    </w:p>
+    <w:tbl>
+      <w:tblPr>
+        <w:tblW w:w="12944" w:type="dxa"/>
+        <w:tblCellMar>
+          <w:left w:w="0" w:type="dxa"/>
+          <w:right w:w="0" w:type="dxa"/>
+        </w:tblCellMar>
+        <w:tblLook w:val="04A0" w:firstRow="1" w:lastRow="0" w:firstColumn="1" w:lastColumn="0" w:noHBand="0" w:noVBand="1"/>
+      </w:tblPr>
+      <w:tblGrid>
+        <w:gridCol w:w="3296"/>
+        <w:gridCol w:w="2234"/>
+        <w:gridCol w:w="1655"/>
+        <w:gridCol w:w="704"/>
+        <w:gridCol w:w="848"/>
+        <w:gridCol w:w="796"/>
+        <w:gridCol w:w="864"/>
+        <w:gridCol w:w="1151"/>
+        <w:gridCol w:w="1396"/>
+      </w:tblGrid>
+      <w:tr>
+        <w:trPr>
+          <w:trHeight w:val="315"/>
+        </w:trPr>
+        <w:tc>
+          <w:tcPr>
+            <w:tcW w:w="0" w:type="auto"/>
+            <w:tcBorders>
+              <w:top w:val="single" w:sz="6" w:space="0" w:color="000000"/>
+              <w:left w:val="single" w:sz="6" w:space="0" w:color="000000"/>
+              <w:bottom w:val="single" w:sz="6" w:space="0" w:color="000000"/>
+              <w:right w:val="single" w:sz="6" w:space="0" w:color="000000"/>
+            </w:tcBorders>
+            <w:tcMar>
+              <w:top w:w="30" w:type="dxa"/>
+              <w:left w:w="45" w:type="dxa"/>
+              <w:bottom w:w="30" w:type="dxa"/>
+              <w:right w:w="45" w:type="dxa"/>
+            </w:tcMar>
+            <w:vAlign w:val="bottom"/>
+            <w:hideMark/>
+          </w:tcPr>
+          <w:p>
+            <w:pPr>
+              <w:rPr>
+                <w:rFonts w:ascii="TH SarabunPSK" w:hAnsi="TH SarabunPSK" w:cs="TH SarabunPSK" w:hint="cs"/>
+                <w:sz w:val="44"/>
+                <w:szCs w:val="44"/>
+                <w:lang w:bidi="th-TH"/>
+              </w:rPr>
+            </w:pPr>
+            <w:r>
+              <w:rPr>
+                <w:rFonts w:ascii="TH SarabunPSK" w:hAnsi="TH SarabunPSK" w:cs="TH SarabunPSK" w:hint="cs"/>
+                <w:sz w:val="44"/>
+                <w:szCs w:val="44"/>
+                <w:lang w:bidi="th-TH"/>
+              </w:rPr>
+              <w:t>Scenario ID</w:t>
+            </w:r>
+          </w:p>
+        </w:tc>
+        <w:tc>
+          <w:tcPr>
+            <w:tcW w:w="0" w:type="auto"/>
+            <w:tcBorders>
+              <w:top w:val="single" w:sz="6" w:space="0" w:color="000000"/>
+              <w:left w:val="single" w:sz="6" w:space="0" w:color="CCCCCC"/>
+              <w:bottom w:val="single" w:sz="6" w:space="0" w:color="000000"/>
+              <w:right w:val="single" w:sz="6" w:space="0" w:color="000000"/>
+            </w:tcBorders>
+            <w:tcMar>
+              <w:top w:w="30" w:type="dxa"/>
+              <w:left w:w="45" w:type="dxa"/>
+              <w:bottom w:w="30" w:type="dxa"/>
+              <w:right w:w="45" w:type="dxa"/>
+            </w:tcMar>
+            <w:vAlign w:val="bottom"/>
+            <w:hideMark/>
+          </w:tcPr>
+          <w:p>
+            <w:pPr>
+              <w:rPr>
+                <w:rFonts w:ascii="TH SarabunPSK" w:hAnsi="TH SarabunPSK" w:cs="TH SarabunPSK" w:hint="cs"/>
+                <w:sz w:val="44"/>
+                <w:szCs w:val="44"/>
+                <w:lang w:bidi="th-TH"/>
+              </w:rPr>
+            </w:pPr>
+            <w:r>
+              <w:rPr>
+                <w:rFonts w:ascii="TH SarabunPSK" w:hAnsi="TH SarabunPSK" w:cs="TH SarabunPSK" w:hint="cs"/>
+                <w:sz w:val="44"/>
+                <w:szCs w:val="44"/>
+                <w:lang w:bidi="th-TH"/>
+              </w:rPr>
+              <w:t>Scenario Name</w:t>
+            </w:r>
+          </w:p>
+        </w:tc>
+        <w:tc>
+          <w:tcPr>
+            <w:tcW w:w="0" w:type="auto"/>
+            <w:tcBorders>
+              <w:top w:val="single" w:sz="6" w:space="0" w:color="000000"/>
+              <w:left w:val="single" w:sz="6" w:space="0" w:color="CCCCCC"/>
+              <w:bottom w:val="single" w:sz="6" w:space="0" w:color="000000"/>
+              <w:right w:val="single" w:sz="6" w:space="0" w:color="000000"/>
+            </w:tcBorders>
+            <w:tcMar>
+              <w:top w:w="30" w:type="dxa"/>
+              <w:left w:w="45" w:type="dxa"/>
+              <w:bottom w:w="30" w:type="dxa"/>
+              <w:right w:w="45" w:type="dxa"/>
+            </w:tcMar>
+            <w:vAlign w:val="bottom"/>
+            <w:hideMark/>
+          </w:tcPr>
+          <w:p>
+            <w:pPr>
+              <w:rPr>
+                <w:rFonts w:ascii="TH SarabunPSK" w:hAnsi="TH SarabunPSK" w:cs="TH SarabunPSK" w:hint="cs"/>
+                <w:sz w:val="44"/>
+                <w:szCs w:val="44"/>
+                <w:lang w:bidi="th-TH"/>
+              </w:rPr>
+            </w:pPr>
+            <w:r>
+              <w:rPr>
+                <w:rFonts w:ascii="TH SarabunPSK" w:hAnsi="TH SarabunPSK" w:cs="TH SarabunPSK" w:hint="cs"/>
+                <w:sz w:val="44"/>
+                <w:szCs w:val="44"/>
+                <w:lang w:bidi="th-TH"/>
+              </w:rPr>
+              <w:t>Test Case#</w:t>
+            </w:r>
+          </w:p>
+        </w:tc>
+        <w:tc>
+          <w:tcPr>
+            <w:tcW w:w="0" w:type="auto"/>
+            <w:tcBorders>
+              <w:top w:val="single" w:sz="6" w:space="0" w:color="000000"/>
+              <w:left w:val="single" w:sz="6" w:space="0" w:color="CCCCCC"/>
+              <w:bottom w:val="single" w:sz="6" w:space="0" w:color="000000"/>
+              <w:right w:val="single" w:sz="6" w:space="0" w:color="000000"/>
+            </w:tcBorders>
+            <w:tcMar>
+              <w:top w:w="30" w:type="dxa"/>
+              <w:left w:w="45" w:type="dxa"/>
+              <w:bottom w:w="30" w:type="dxa"/>
+              <w:right w:w="45" w:type="dxa"/>
+            </w:tcMar>
+            <w:vAlign w:val="bottom"/>
+            <w:hideMark/>
+          </w:tcPr>
+          <w:p>
+            <w:pPr>
+              <w:rPr>
+                <w:rFonts w:ascii="TH SarabunPSK" w:hAnsi="TH SarabunPSK" w:cs="TH SarabunPSK" w:hint="cs"/>
+                <w:sz w:val="44"/>
+                <w:szCs w:val="44"/>
+                <w:lang w:bidi="th-TH"/>
+              </w:rPr>
+            </w:pPr>
+            <w:r>
+              <w:rPr>
+                <w:rFonts w:ascii="TH SarabunPSK" w:hAnsi="TH SarabunPSK" w:cs="TH SarabunPSK" w:hint="cs"/>
+                <w:sz w:val="44"/>
+                <w:szCs w:val="44"/>
+                <w:lang w:bidi="th-TH"/>
+              </w:rPr>
+              <w:t>Pass</w:t>
+            </w:r>
+          </w:p>
+        </w:tc>
+        <w:tc>
+          <w:tcPr>
+            <w:tcW w:w="848" w:type="dxa"/>
+            <w:tcBorders>
+              <w:top w:val="single" w:sz="6" w:space="0" w:color="000000"/>
+              <w:left w:val="single" w:sz="6" w:space="0" w:color="CCCCCC"/>
+              <w:bottom w:val="single" w:sz="6" w:space="0" w:color="000000"/>
+              <w:right w:val="single" w:sz="6" w:space="0" w:color="000000"/>
+            </w:tcBorders>
+            <w:tcMar>
+              <w:top w:w="30" w:type="dxa"/>
+              <w:left w:w="45" w:type="dxa"/>
+              <w:bottom w:w="30" w:type="dxa"/>
+              <w:right w:w="45" w:type="dxa"/>
+            </w:tcMar>
+            <w:vAlign w:val="bottom"/>
+            <w:hideMark/>
+          </w:tcPr>
+          <w:p>
+            <w:pPr>
+              <w:rPr>
+                <w:rFonts w:ascii="TH SarabunPSK" w:hAnsi="TH SarabunPSK" w:cs="TH SarabunPSK" w:hint="cs"/>
+                <w:sz w:val="44"/>
+                <w:szCs w:val="44"/>
+                <w:lang w:bidi="th-TH"/>
+              </w:rPr>
+            </w:pPr>
+            <w:r>
+              <w:rPr>
+                <w:rFonts w:ascii="TH SarabunPSK" w:hAnsi="TH SarabunPSK" w:cs="TH SarabunPSK" w:hint="cs"/>
+                <w:sz w:val="44"/>
+                <w:szCs w:val="44"/>
+                <w:lang w:bidi="th-TH"/>
+              </w:rPr>
+              <w:t>Fail</w:t>
+            </w:r>
+          </w:p>
+        </w:tc>
+        <w:tc>
+          <w:tcPr>
+            <w:tcW w:w="796" w:type="dxa"/>
+            <w:tcBorders>
+              <w:top w:val="single" w:sz="6" w:space="0" w:color="000000"/>
+              <w:left w:val="single" w:sz="6" w:space="0" w:color="CCCCCC"/>
+              <w:bottom w:val="single" w:sz="6" w:space="0" w:color="000000"/>
+              <w:right w:val="single" w:sz="6" w:space="0" w:color="000000"/>
+            </w:tcBorders>
+            <w:tcMar>
+              <w:top w:w="30" w:type="dxa"/>
+              <w:left w:w="45" w:type="dxa"/>
+              <w:bottom w:w="30" w:type="dxa"/>
+              <w:right w:w="45" w:type="dxa"/>
+            </w:tcMar>
+            <w:vAlign w:val="bottom"/>
+            <w:hideMark/>
+          </w:tcPr>
+          <w:p>
+            <w:pPr>
+              <w:rPr>
+                <w:rFonts w:ascii="TH SarabunPSK" w:hAnsi="TH SarabunPSK" w:cs="TH SarabunPSK" w:hint="cs"/>
+                <w:sz w:val="44"/>
+                <w:szCs w:val="44"/>
+                <w:lang w:bidi="th-TH"/>
+              </w:rPr>
+            </w:pPr>
+            <w:r>
+              <w:rPr>
+                <w:rFonts w:ascii="TH SarabunPSK" w:hAnsi="TH SarabunPSK" w:cs="TH SarabunPSK" w:hint="cs"/>
+                <w:sz w:val="44"/>
+                <w:szCs w:val="44"/>
+                <w:lang w:bidi="th-TH"/>
+              </w:rPr>
+              <w:t>No run</w:t>
+            </w:r>
+          </w:p>
+        </w:tc>
+        <w:tc>
+          <w:tcPr>
+            <w:tcW w:w="0" w:type="auto"/>
+            <w:tcBorders>
+              <w:top w:val="single" w:sz="6" w:space="0" w:color="000000"/>
+              <w:left w:val="single" w:sz="6" w:space="0" w:color="CCCCCC"/>
+              <w:bottom w:val="single" w:sz="6" w:space="0" w:color="000000"/>
+              <w:right w:val="single" w:sz="6" w:space="0" w:color="000000"/>
+            </w:tcBorders>
+            <w:tcMar>
+              <w:top w:w="30" w:type="dxa"/>
+              <w:left w:w="45" w:type="dxa"/>
+              <w:bottom w:w="30" w:type="dxa"/>
+              <w:right w:w="45" w:type="dxa"/>
+            </w:tcMar>
+            <w:vAlign w:val="bottom"/>
+            <w:hideMark/>
+          </w:tcPr>
+          <w:p>
+            <w:pPr>
+              <w:rPr>
+                <w:rFonts w:ascii="TH SarabunPSK" w:hAnsi="TH SarabunPSK" w:cs="TH SarabunPSK" w:hint="cs"/>
+                <w:sz w:val="44"/>
+                <w:szCs w:val="44"/>
+                <w:lang w:bidi="th-TH"/>
+              </w:rPr>
+            </w:pPr>
+            <w:r>
+              <w:rPr>
+                <w:rFonts w:ascii="TH SarabunPSK" w:hAnsi="TH SarabunPSK" w:cs="TH SarabunPSK" w:hint="cs"/>
+                <w:sz w:val="44"/>
+                <w:szCs w:val="44"/>
+                <w:lang w:bidi="th-TH"/>
+              </w:rPr>
+              <w:t>Block</w:t>
+            </w:r>
+          </w:p>
+        </w:tc>
+        <w:tc>
+          <w:tcPr>
+            <w:tcW w:w="0" w:type="auto"/>
+            <w:tcBorders>
+              <w:top w:val="single" w:sz="6" w:space="0" w:color="000000"/>
+              <w:left w:val="single" w:sz="6" w:space="0" w:color="CCCCCC"/>
+              <w:bottom w:val="single" w:sz="6" w:space="0" w:color="000000"/>
+              <w:right w:val="single" w:sz="6" w:space="0" w:color="000000"/>
+            </w:tcBorders>
+            <w:tcMar>
+              <w:top w:w="30" w:type="dxa"/>
+              <w:left w:w="45" w:type="dxa"/>
+              <w:bottom w:w="30" w:type="dxa"/>
+              <w:right w:w="45" w:type="dxa"/>
+            </w:tcMar>
+            <w:vAlign w:val="bottom"/>
+            <w:hideMark/>
+          </w:tcPr>
+          <w:p>
+            <w:pPr>
+              <w:rPr>
+                <w:rFonts w:ascii="TH SarabunPSK" w:hAnsi="TH SarabunPSK" w:cs="TH SarabunPSK" w:hint="cs"/>
+                <w:sz w:val="44"/>
+                <w:szCs w:val="44"/>
+                <w:lang w:bidi="th-TH"/>
+              </w:rPr>
+            </w:pPr>
+            <w:r>
+              <w:rPr>
+                <w:rFonts w:ascii="TH SarabunPSK" w:hAnsi="TH SarabunPSK" w:cs="TH SarabunPSK" w:hint="cs"/>
+                <w:sz w:val="44"/>
+                <w:szCs w:val="44"/>
+                <w:lang w:bidi="th-TH"/>
+              </w:rPr>
+              <w:t>Remark</w:t>
+            </w:r>
+          </w:p>
+        </w:tc>
+        <w:tc>
+          <w:tcPr>
+            <w:tcW w:w="0" w:type="auto"/>
+            <w:tcBorders>
+              <w:top w:val="single" w:sz="6" w:space="0" w:color="000000"/>
+              <w:left w:val="single" w:sz="6" w:space="0" w:color="CCCCCC"/>
+              <w:bottom w:val="single" w:sz="6" w:space="0" w:color="000000"/>
+              <w:right w:val="single" w:sz="6" w:space="0" w:color="000000"/>
+            </w:tcBorders>
+            <w:tcMar>
+              <w:top w:w="30" w:type="dxa"/>
+              <w:left w:w="45" w:type="dxa"/>
+              <w:bottom w:w="30" w:type="dxa"/>
+              <w:right w:w="45" w:type="dxa"/>
+            </w:tcMar>
+            <w:vAlign w:val="bottom"/>
+            <w:hideMark/>
+          </w:tcPr>
+          <w:p>
+            <w:pPr>
+              <w:rPr>
+                <w:rFonts w:ascii="TH SarabunPSK" w:hAnsi="TH SarabunPSK" w:cs="TH SarabunPSK" w:hint="cs"/>
+                <w:sz w:val="44"/>
+                <w:szCs w:val="44"/>
+                <w:lang w:bidi="th-TH"/>
+              </w:rPr>
+            </w:pPr>
+            <w:r>
+              <w:rPr>
+                <w:rFonts w:ascii="TH SarabunPSK" w:hAnsi="TH SarabunPSK" w:cs="TH SarabunPSK" w:hint="cs"/>
+                <w:sz w:val="44"/>
+                <w:szCs w:val="44"/>
+                <w:lang w:bidi="th-TH"/>
+              </w:rPr>
+              <w:t>Defect ID</w:t>
+            </w:r>
+          </w:p>
+        </w:tc>
+      </w:tr>
+      <w:tr>
+        <w:trPr>
+          <w:trHeight w:val="315"/>
+        </w:trPr>
+        <w:tc>
+          <w:tcPr>
+            <w:tcW w:w="0" w:type="auto"/>
+            <w:tcBorders>
+              <w:top w:val="single" w:sz="6" w:space="0" w:color="CCCCCC"/>
+              <w:left w:val="single" w:sz="6" w:space="0" w:color="000000"/>
+              <w:bottom w:val="single" w:sz="6" w:space="0" w:color="000000"/>
+              <w:right w:val="single" w:sz="6" w:space="0" w:color="000000"/>
+            </w:tcBorders>
+            <w:tcMar>
+              <w:top w:w="30" w:type="dxa"/>
+              <w:left w:w="45" w:type="dxa"/>
+              <w:bottom w:w="30" w:type="dxa"/>
+              <w:right w:w="45" w:type="dxa"/>
+            </w:tcMar>
+            <w:vAlign w:val="bottom"/>
+            <w:hideMark/>
+          </w:tcPr>
+          <w:p>
+            <w:pPr>
+              <w:rPr>
+                <w:rFonts w:ascii="TH SarabunPSK" w:hAnsi="TH SarabunPSK" w:cs="TH SarabunPSK" w:hint="cs"/>
+                <w:sz w:val="44"/>
+                <w:szCs w:val="44"/>
+                <w:lang w:bidi="th-TH"/>
+              </w:rPr>
+            </w:pPr>
+            <w:r>
+              <w:rPr>
+                <w:rFonts w:ascii="TH SarabunPSK" w:hAnsi="TH SarabunPSK" w:cs="TH SarabunPSK" w:hint="cs"/>
+                <w:sz w:val="44"/>
+                <w:szCs w:val="44"/>
+                <w:lang w:bidi="th-TH"/>
+              </w:rPr>
+              <w:t>UAT-ReviewModal-001</w:t>
+            </w:r>
+          </w:p>
+        </w:tc>
+        <w:tc>
+          <w:tcPr>
+            <w:tcW w:w="0" w:type="auto"/>
+            <w:tcBorders>
+              <w:top w:val="single" w:sz="6" w:space="0" w:color="CCCCCC"/>
+              <w:left w:val="single" w:sz="6" w:space="0" w:color="CCCCCC"/>
+              <w:bottom w:val="single" w:sz="6" w:space="0" w:color="000000"/>
+              <w:right w:val="single" w:sz="6" w:space="0" w:color="000000"/>
+            </w:tcBorders>
+            <w:tcMar>
+              <w:top w:w="30" w:type="dxa"/>
+              <w:left w:w="45" w:type="dxa"/>
+              <w:bottom w:w="30" w:type="dxa"/>
+              <w:right w:w="45" w:type="dxa"/>
+            </w:tcMar>
+            <w:vAlign w:val="bottom"/>
+            <w:hideMark/>
+          </w:tcPr>
+          <w:p>
+            <w:pPr>
+              <w:rPr>
+                <w:rFonts w:ascii="TH SarabunPSK" w:hAnsi="TH SarabunPSK" w:cs="TH SarabunPSK" w:hint="cs"/>
+                <w:sz w:val="44"/>
+                <w:szCs w:val="44"/>
+                <w:lang w:bidi="th-TH"/>
+              </w:rPr>
+            </w:pPr>
+            <w:r>
+              <w:rPr>
+                <w:rFonts w:ascii="TH SarabunPSK" w:hAnsi="TH SarabunPSK" w:cs="TH SarabunPSK" w:hint="cs"/>
+                <w:sz w:val="44"/>
+                <w:szCs w:val="44"/>
+                <w:cs/>
+                <w:lang w:bidi="th-TH"/>
+              </w:rPr>
+              <w:t>รีวิวสำเร็จ</w:t>
+            </w:r>
+            <w:r>
+              <w:rPr>
+                <w:rFonts w:ascii="TH SarabunPSK" w:hAnsi="TH SarabunPSK" w:cs="TH SarabunPSK" w:hint="cs"/>
+                <w:sz w:val="44"/>
+                <w:szCs w:val="44"/>
+                <w:lang w:bidi="th-TH"/>
+              </w:rPr>
+              <w:t xml:space="preserve"> </w:t>
+            </w:r>
+          </w:p>
+        </w:tc>
+        <w:tc>
+          <w:tcPr>
+            <w:tcW w:w="0" w:type="auto"/>
+            <w:tcBorders>
+              <w:top w:val="single" w:sz="6" w:space="0" w:color="CCCCCC"/>
+              <w:left w:val="single" w:sz="6" w:space="0" w:color="CCCCCC"/>
+              <w:bottom w:val="single" w:sz="6" w:space="0" w:color="000000"/>
+              <w:right w:val="single" w:sz="6" w:space="0" w:color="000000"/>
+            </w:tcBorders>
+            <w:tcMar>
+              <w:top w:w="30" w:type="dxa"/>
+              <w:left w:w="45" w:type="dxa"/>
+              <w:bottom w:w="30" w:type="dxa"/>
+              <w:right w:w="45" w:type="dxa"/>
+            </w:tcMar>
+            <w:vAlign w:val="bottom"/>
+            <w:hideMark/>
+          </w:tcPr>
+          <w:p>
+            <w:pPr>
+              <w:rPr>
+                <w:rFonts w:ascii="TH SarabunPSK" w:hAnsi="TH SarabunPSK" w:cs="TH SarabunPSK" w:hint="cs"/>
+                <w:sz w:val="44"/>
+                <w:szCs w:val="44"/>
+                <w:lang w:bidi="th-TH"/>
+              </w:rPr>
+            </w:pPr>
+            <w:r>
+              <w:rPr>
+                <w:rFonts w:ascii="TH SarabunPSK" w:hAnsi="TH SarabunPSK" w:cs="TH SarabunPSK" w:hint="cs"/>
+                <w:sz w:val="44"/>
+                <w:szCs w:val="44"/>
+                <w:lang w:bidi="th-TH"/>
+              </w:rPr>
+              <w:t>4</w:t>
+            </w:r>
+          </w:p>
+        </w:tc>
+        <w:tc>
+          <w:tcPr>
+            <w:tcW w:w="0" w:type="auto"/>
+            <w:tcBorders>
+              <w:top w:val="single" w:sz="6" w:space="0" w:color="CCCCCC"/>
+              <w:left w:val="single" w:sz="6" w:space="0" w:color="CCCCCC"/>
+              <w:bottom w:val="single" w:sz="6" w:space="0" w:color="000000"/>
+              <w:right w:val="single" w:sz="6" w:space="0" w:color="000000"/>
+            </w:tcBorders>
+            <w:tcMar>
+              <w:top w:w="30" w:type="dxa"/>
+              <w:left w:w="45" w:type="dxa"/>
+              <w:bottom w:w="30" w:type="dxa"/>
+              <w:right w:w="45" w:type="dxa"/>
+            </w:tcMar>
+            <w:vAlign w:val="bottom"/>
+            <w:hideMark/>
+          </w:tcPr>
+          <w:p>
+            <w:pPr>
+              <w:rPr>
+                <w:rFonts w:ascii="TH SarabunPSK" w:hAnsi="TH SarabunPSK" w:cs="TH SarabunPSK" w:hint="cs"/>
+                <w:sz w:val="44"/>
+                <w:szCs w:val="44"/>
+                <w:lang w:bidi="th-TH"/>
+              </w:rPr>
+            </w:pPr>
+            <w:r>
+              <w:rPr>
+                <w:rFonts w:ascii="TH SarabunPSK" w:hAnsi="TH SarabunPSK" w:cs="TH SarabunPSK" w:hint="cs"/>
+                <w:sz w:val="44"/>
+                <w:szCs w:val="44"/>
+                <w:lang w:bidi="th-TH"/>
+              </w:rPr>
+              <w:t>4</w:t>
+            </w:r>
+          </w:p>
+        </w:tc>
+        <w:tc>
+          <w:tcPr>
+            <w:tcW w:w="848" w:type="dxa"/>
+            <w:tcBorders>
+              <w:top w:val="single" w:sz="6" w:space="0" w:color="CCCCCC"/>
+              <w:left w:val="single" w:sz="6" w:space="0" w:color="CCCCCC"/>
+              <w:bottom w:val="single" w:sz="6" w:space="0" w:color="000000"/>
+              <w:right w:val="single" w:sz="6" w:space="0" w:color="000000"/>
+            </w:tcBorders>
+            <w:tcMar>
+              <w:top w:w="30" w:type="dxa"/>
+              <w:left w:w="45" w:type="dxa"/>
+              <w:bottom w:w="30" w:type="dxa"/>
+              <w:right w:w="45" w:type="dxa"/>
+            </w:tcMar>
+            <w:vAlign w:val="bottom"/>
+            <w:hideMark/>
+          </w:tcPr>
+          <w:p>
+            <w:pPr>
+              <w:rPr>
+                <w:rFonts w:ascii="TH SarabunPSK" w:hAnsi="TH SarabunPSK" w:cs="TH SarabunPSK" w:hint="cs"/>
+                <w:sz w:val="44"/>
+                <w:szCs w:val="44"/>
+                <w:lang w:bidi="th-TH"/>
+              </w:rPr>
+            </w:pPr>
+            <w:r>
+              <w:rPr>
+                <w:rFonts w:ascii="TH SarabunPSK" w:hAnsi="TH SarabunPSK" w:cs="TH SarabunPSK" w:hint="cs"/>
+                <w:sz w:val="44"/>
+                <w:szCs w:val="44"/>
+                <w:lang w:bidi="th-TH"/>
+              </w:rPr>
+              <w:t>0</w:t>
+            </w:r>
+          </w:p>
+        </w:tc>
+        <w:tc>
+          <w:tcPr>
+            <w:tcW w:w="796" w:type="dxa"/>
+            <w:tcBorders>
+              <w:top w:val="single" w:sz="6" w:space="0" w:color="CCCCCC"/>
+              <w:left w:val="single" w:sz="6" w:space="0" w:color="CCCCCC"/>
+              <w:bottom w:val="single" w:sz="6" w:space="0" w:color="000000"/>
+              <w:right w:val="single" w:sz="6" w:space="0" w:color="000000"/>
+            </w:tcBorders>
+            <w:tcMar>
+              <w:top w:w="30" w:type="dxa"/>
+              <w:left w:w="45" w:type="dxa"/>
+              <w:bottom w:w="30" w:type="dxa"/>
+              <w:right w:w="45" w:type="dxa"/>
+            </w:tcMar>
+            <w:vAlign w:val="bottom"/>
+            <w:hideMark/>
+          </w:tcPr>
+          <w:p>
+            <w:pPr>
+              <w:rPr>
+                <w:rFonts w:ascii="TH SarabunPSK" w:hAnsi="TH SarabunPSK" w:cs="TH SarabunPSK" w:hint="cs"/>
+                <w:sz w:val="44"/>
+                <w:szCs w:val="44"/>
+                <w:lang w:bidi="th-TH"/>
+              </w:rPr>
+            </w:pPr>
+            <w:r>
+              <w:rPr>
+                <w:rFonts w:ascii="TH SarabunPSK" w:hAnsi="TH SarabunPSK" w:cs="TH SarabunPSK" w:hint="cs"/>
+                <w:sz w:val="44"/>
+                <w:szCs w:val="44"/>
+                <w:lang w:bidi="th-TH"/>
+              </w:rPr>
+              <w:t>-</w:t>
+            </w:r>
+          </w:p>
+        </w:tc>
+        <w:tc>
+          <w:tcPr>
+            <w:tcW w:w="0" w:type="auto"/>
+            <w:tcBorders>
+              <w:top w:val="single" w:sz="6" w:space="0" w:color="CCCCCC"/>
+              <w:left w:val="single" w:sz="6" w:space="0" w:color="CCCCCC"/>
+              <w:bottom w:val="single" w:sz="6" w:space="0" w:color="000000"/>
+              <w:right w:val="single" w:sz="6" w:space="0" w:color="000000"/>
+            </w:tcBorders>
+            <w:tcMar>
+              <w:top w:w="30" w:type="dxa"/>
+              <w:left w:w="45" w:type="dxa"/>
+              <w:bottom w:w="30" w:type="dxa"/>
+              <w:right w:w="45" w:type="dxa"/>
+            </w:tcMar>
+            <w:vAlign w:val="bottom"/>
+            <w:hideMark/>
+          </w:tcPr>
+          <w:p>
+            <w:pPr>
+              <w:rPr>
+                <w:rFonts w:ascii="TH SarabunPSK" w:hAnsi="TH SarabunPSK" w:cs="TH SarabunPSK" w:hint="cs"/>
+                <w:sz w:val="44"/>
+                <w:szCs w:val="44"/>
+                <w:lang w:bidi="th-TH"/>
+              </w:rPr>
+            </w:pPr>
+            <w:r>
+              <w:rPr>
+                <w:rFonts w:ascii="TH SarabunPSK" w:hAnsi="TH SarabunPSK" w:cs="TH SarabunPSK" w:hint="cs"/>
+                <w:sz w:val="44"/>
+                <w:szCs w:val="44"/>
+                <w:lang w:bidi="th-TH"/>
+              </w:rPr>
+              <w:t>-</w:t>
+            </w:r>
+          </w:p>
+        </w:tc>
+        <w:tc>
+          <w:tcPr>
+            <w:tcW w:w="0" w:type="auto"/>
+            <w:tcBorders>
+              <w:top w:val="single" w:sz="6" w:space="0" w:color="CCCCCC"/>
+              <w:left w:val="single" w:sz="6" w:space="0" w:color="CCCCCC"/>
+              <w:bottom w:val="single" w:sz="6" w:space="0" w:color="000000"/>
+              <w:right w:val="single" w:sz="6" w:space="0" w:color="000000"/>
+            </w:tcBorders>
+            <w:tcMar>
+              <w:top w:w="30" w:type="dxa"/>
+              <w:left w:w="45" w:type="dxa"/>
+              <w:bottom w:w="30" w:type="dxa"/>
+              <w:right w:w="45" w:type="dxa"/>
+            </w:tcMar>
+            <w:vAlign w:val="bottom"/>
+            <w:hideMark/>
+          </w:tcPr>
+          <w:p>
+            <w:pPr>
+              <w:rPr>
+                <w:rFonts w:ascii="TH SarabunPSK" w:hAnsi="TH SarabunPSK" w:cs="TH SarabunPSK" w:hint="cs"/>
+                <w:sz w:val="44"/>
+                <w:szCs w:val="44"/>
+                <w:lang w:bidi="th-TH"/>
+              </w:rPr>
+            </w:pPr>
+          </w:p>
+        </w:tc>
+        <w:tc>
+          <w:tcPr>
+            <w:tcW w:w="0" w:type="auto"/>
+            <w:tcBorders>
+              <w:top w:val="single" w:sz="6" w:space="0" w:color="CCCCCC"/>
+              <w:left w:val="single" w:sz="6" w:space="0" w:color="CCCCCC"/>
+              <w:bottom w:val="single" w:sz="6" w:space="0" w:color="000000"/>
+              <w:right w:val="single" w:sz="6" w:space="0" w:color="000000"/>
+            </w:tcBorders>
+            <w:tcMar>
+              <w:top w:w="30" w:type="dxa"/>
+              <w:left w:w="45" w:type="dxa"/>
+              <w:bottom w:w="30" w:type="dxa"/>
+              <w:right w:w="45" w:type="dxa"/>
+            </w:tcMar>
+            <w:vAlign w:val="bottom"/>
+            <w:hideMark/>
+          </w:tcPr>
+          <w:p>
+            <w:pPr>
+              <w:rPr>
+                <w:rFonts w:ascii="TH SarabunPSK" w:hAnsi="TH SarabunPSK" w:cs="TH SarabunPSK" w:hint="cs"/>
+                <w:sz w:val="44"/>
+                <w:szCs w:val="44"/>
+                <w:lang w:bidi="th-TH"/>
+              </w:rPr>
+            </w:pPr>
+          </w:p>
+        </w:tc>
+      </w:tr>
+      <w:tr>
+        <w:trPr>
+          <w:trHeight w:val="315"/>
+        </w:trPr>
+        <w:tc>
+          <w:tcPr>
+            <w:tcW w:w="0" w:type="auto"/>
+            <w:tcBorders>
+              <w:top w:val="single" w:sz="6" w:space="0" w:color="CCCCCC"/>
+              <w:left w:val="single" w:sz="6" w:space="0" w:color="000000"/>
+              <w:bottom w:val="single" w:sz="6" w:space="0" w:color="000000"/>
+              <w:right w:val="single" w:sz="6" w:space="0" w:color="000000"/>
+            </w:tcBorders>
+            <w:tcMar>
+              <w:top w:w="30" w:type="dxa"/>
+              <w:left w:w="45" w:type="dxa"/>
+              <w:bottom w:w="30" w:type="dxa"/>
+              <w:right w:w="45" w:type="dxa"/>
+            </w:tcMar>
+            <w:vAlign w:val="bottom"/>
+            <w:hideMark/>
+          </w:tcPr>
+          <w:p>
+            <w:pPr>
+              <w:rPr>
+                <w:rFonts w:ascii="TH SarabunPSK" w:hAnsi="TH SarabunPSK" w:cs="TH SarabunPSK" w:hint="cs"/>
+                <w:sz w:val="44"/>
+                <w:szCs w:val="44"/>
+                <w:lang w:bidi="th-TH"/>
+              </w:rPr>
+            </w:pPr>
+            <w:r>
+              <w:rPr>
+                <w:rFonts w:ascii="TH SarabunPSK" w:hAnsi="TH SarabunPSK" w:cs="TH SarabunPSK" w:hint="cs"/>
+                <w:sz w:val="44"/>
+                <w:szCs w:val="44"/>
+                <w:lang w:bidi="th-TH"/>
+              </w:rPr>
+              <w:t>UAT-ReviewModal-002</w:t>
+            </w:r>
+          </w:p>
+        </w:tc>
+        <w:tc>
+          <w:tcPr>
+            <w:tcW w:w="0" w:type="auto"/>
+            <w:tcBorders>
+              <w:top w:val="single" w:sz="6" w:space="0" w:color="CCCCCC"/>
+              <w:left w:val="single" w:sz="6" w:space="0" w:color="CCCCCC"/>
+              <w:bottom w:val="single" w:sz="6" w:space="0" w:color="000000"/>
+              <w:right w:val="single" w:sz="6" w:space="0" w:color="000000"/>
+            </w:tcBorders>
+            <w:tcMar>
+              <w:top w:w="30" w:type="dxa"/>
+              <w:left w:w="45" w:type="dxa"/>
+              <w:bottom w:w="30" w:type="dxa"/>
+              <w:right w:w="45" w:type="dxa"/>
+            </w:tcMar>
+            <w:vAlign w:val="bottom"/>
+            <w:hideMark/>
+          </w:tcPr>
+          <w:p>
+            <w:pPr>
+              <w:rPr>
+                <w:rFonts w:ascii="TH SarabunPSK" w:hAnsi="TH SarabunPSK" w:cs="TH SarabunPSK" w:hint="cs"/>
+                <w:sz w:val="44"/>
+                <w:szCs w:val="44"/>
+                <w:lang w:bidi="th-TH"/>
+              </w:rPr>
+            </w:pPr>
+            <w:r>
+              <w:rPr>
+                <w:rFonts w:ascii="TH SarabunPSK" w:hAnsi="TH SarabunPSK" w:cs="TH SarabunPSK" w:hint="cs"/>
+                <w:sz w:val="44"/>
+                <w:szCs w:val="44"/>
+                <w:cs/>
+                <w:lang w:bidi="th-TH"/>
+              </w:rPr>
+              <w:t>รีวิวไม่สำเร็จ</w:t>
+            </w:r>
+            <w:r>
+              <w:rPr>
+                <w:rFonts w:ascii="TH SarabunPSK" w:hAnsi="TH SarabunPSK" w:cs="TH SarabunPSK" w:hint="cs"/>
+                <w:sz w:val="44"/>
+                <w:szCs w:val="44"/>
+                <w:lang w:bidi="th-TH"/>
+              </w:rPr>
+              <w:t xml:space="preserve"> </w:t>
+            </w:r>
+          </w:p>
+        </w:tc>
+        <w:tc>
+          <w:tcPr>
+            <w:tcW w:w="0" w:type="auto"/>
+            <w:tcBorders>
+              <w:top w:val="single" w:sz="6" w:space="0" w:color="CCCCCC"/>
+              <w:left w:val="single" w:sz="6" w:space="0" w:color="CCCCCC"/>
+              <w:bottom w:val="single" w:sz="6" w:space="0" w:color="000000"/>
+              <w:right w:val="single" w:sz="6" w:space="0" w:color="000000"/>
+            </w:tcBorders>
+            <w:tcMar>
+              <w:top w:w="30" w:type="dxa"/>
+              <w:left w:w="45" w:type="dxa"/>
+              <w:bottom w:w="30" w:type="dxa"/>
+              <w:right w:w="45" w:type="dxa"/>
+            </w:tcMar>
+            <w:vAlign w:val="bottom"/>
+            <w:hideMark/>
+          </w:tcPr>
+          <w:p>
+            <w:pPr>
+              <w:rPr>
+                <w:rFonts w:ascii="TH SarabunPSK" w:hAnsi="TH SarabunPSK" w:cs="TH SarabunPSK" w:hint="cs"/>
+                <w:sz w:val="44"/>
+                <w:szCs w:val="44"/>
+                <w:lang w:bidi="th-TH"/>
+              </w:rPr>
+            </w:pPr>
+            <w:r>
+              <w:rPr>
+                <w:rFonts w:ascii="TH SarabunPSK" w:hAnsi="TH SarabunPSK" w:cs="TH SarabunPSK" w:hint="cs"/>
+                <w:sz w:val="44"/>
+                <w:szCs w:val="44"/>
+                <w:lang w:bidi="th-TH"/>
+              </w:rPr>
+              <w:t>2</w:t>
+            </w:r>
+          </w:p>
+        </w:tc>
+        <w:tc>
+          <w:tcPr>
+            <w:tcW w:w="0" w:type="auto"/>
+            <w:tcBorders>
+              <w:top w:val="single" w:sz="6" w:space="0" w:color="CCCCCC"/>
+              <w:left w:val="single" w:sz="6" w:space="0" w:color="CCCCCC"/>
+              <w:bottom w:val="single" w:sz="6" w:space="0" w:color="000000"/>
+              <w:right w:val="single" w:sz="6" w:space="0" w:color="000000"/>
+            </w:tcBorders>
+            <w:tcMar>
+              <w:top w:w="30" w:type="dxa"/>
+              <w:left w:w="45" w:type="dxa"/>
+              <w:bottom w:w="30" w:type="dxa"/>
+              <w:right w:w="45" w:type="dxa"/>
+            </w:tcMar>
+            <w:vAlign w:val="bottom"/>
+            <w:hideMark/>
+          </w:tcPr>
+          <w:p>
+            <w:pPr>
+              <w:rPr>
+                <w:rFonts w:ascii="TH SarabunPSK" w:hAnsi="TH SarabunPSK" w:cs="TH SarabunPSK" w:hint="cs"/>
+                <w:sz w:val="44"/>
+                <w:szCs w:val="44"/>
+                <w:lang w:bidi="th-TH"/>
+              </w:rPr>
+            </w:pPr>
+            <w:r>
+              <w:rPr>
+                <w:rFonts w:ascii="TH SarabunPSK" w:hAnsi="TH SarabunPSK" w:cs="TH SarabunPSK" w:hint="cs"/>
+                <w:sz w:val="44"/>
+                <w:szCs w:val="44"/>
+                <w:lang w:bidi="th-TH"/>
+              </w:rPr>
+              <w:t>2</w:t>
+            </w:r>
+          </w:p>
+        </w:tc>
+        <w:tc>
+          <w:tcPr>
+            <w:tcW w:w="848" w:type="dxa"/>
+            <w:tcBorders>
+              <w:top w:val="single" w:sz="6" w:space="0" w:color="CCCCCC"/>
+              <w:left w:val="single" w:sz="6" w:space="0" w:color="CCCCCC"/>
+              <w:bottom w:val="single" w:sz="6" w:space="0" w:color="000000"/>
+              <w:right w:val="single" w:sz="6" w:space="0" w:color="000000"/>
+            </w:tcBorders>
+            <w:tcMar>
+              <w:top w:w="30" w:type="dxa"/>
+              <w:left w:w="45" w:type="dxa"/>
+              <w:bottom w:w="30" w:type="dxa"/>
+              <w:right w:w="45" w:type="dxa"/>
+            </w:tcMar>
+            <w:vAlign w:val="bottom"/>
+            <w:hideMark/>
+          </w:tcPr>
+          <w:p>
+            <w:pPr>
+              <w:rPr>
+                <w:rFonts w:ascii="TH SarabunPSK" w:hAnsi="TH SarabunPSK" w:cs="TH SarabunPSK" w:hint="cs"/>
+                <w:sz w:val="44"/>
+                <w:szCs w:val="44"/>
+                <w:lang w:bidi="th-TH"/>
+              </w:rPr>
+            </w:pPr>
+            <w:r>
+              <w:rPr>
+                <w:rFonts w:ascii="TH SarabunPSK" w:hAnsi="TH SarabunPSK" w:cs="TH SarabunPSK" w:hint="cs"/>
+                <w:sz w:val="44"/>
+                <w:szCs w:val="44"/>
+                <w:lang w:bidi="th-TH"/>
+              </w:rPr>
+              <w:t>0</w:t>
+            </w:r>
+          </w:p>
+        </w:tc>
+        <w:tc>
+          <w:tcPr>
+            <w:tcW w:w="796" w:type="dxa"/>
+            <w:tcBorders>
+              <w:top w:val="single" w:sz="6" w:space="0" w:color="CCCCCC"/>
+              <w:left w:val="single" w:sz="6" w:space="0" w:color="CCCCCC"/>
+              <w:bottom w:val="single" w:sz="6" w:space="0" w:color="000000"/>
+              <w:right w:val="single" w:sz="6" w:space="0" w:color="000000"/>
+            </w:tcBorders>
+            <w:tcMar>
+              <w:top w:w="30" w:type="dxa"/>
+              <w:left w:w="45" w:type="dxa"/>
+              <w:bottom w:w="30" w:type="dxa"/>
+              <w:right w:w="45" w:type="dxa"/>
+            </w:tcMar>
+            <w:vAlign w:val="bottom"/>
+            <w:hideMark/>
+          </w:tcPr>
+          <w:p>
+            <w:pPr>
+              <w:rPr>
+                <w:rFonts w:ascii="TH SarabunPSK" w:hAnsi="TH SarabunPSK" w:cs="TH SarabunPSK" w:hint="cs"/>
+                <w:sz w:val="44"/>
+                <w:szCs w:val="44"/>
+                <w:lang w:bidi="th-TH"/>
+              </w:rPr>
+            </w:pPr>
+            <w:r>
+              <w:rPr>
+                <w:rFonts w:ascii="TH SarabunPSK" w:hAnsi="TH SarabunPSK" w:cs="TH SarabunPSK" w:hint="cs"/>
+                <w:sz w:val="44"/>
+                <w:szCs w:val="44"/>
+                <w:lang w:bidi="th-TH"/>
+              </w:rPr>
+              <w:t>-</w:t>
+            </w:r>
+          </w:p>
+        </w:tc>
+        <w:tc>
+          <w:tcPr>
+            <w:tcW w:w="0" w:type="auto"/>
+            <w:tcBorders>
+              <w:top w:val="single" w:sz="6" w:space="0" w:color="CCCCCC"/>
+              <w:left w:val="single" w:sz="6" w:space="0" w:color="CCCCCC"/>
+              <w:bottom w:val="single" w:sz="6" w:space="0" w:color="000000"/>
+              <w:right w:val="single" w:sz="6" w:space="0" w:color="000000"/>
+            </w:tcBorders>
+            <w:tcMar>
+              <w:top w:w="30" w:type="dxa"/>
+              <w:left w:w="45" w:type="dxa"/>
+              <w:bottom w:w="30" w:type="dxa"/>
+              <w:right w:w="45" w:type="dxa"/>
+            </w:tcMar>
+            <w:vAlign w:val="bottom"/>
+            <w:hideMark/>
+          </w:tcPr>
+          <w:p>
+            <w:pPr>
+              <w:rPr>
+                <w:rFonts w:ascii="TH SarabunPSK" w:hAnsi="TH SarabunPSK" w:cs="TH SarabunPSK" w:hint="cs"/>
+                <w:sz w:val="44"/>
+                <w:szCs w:val="44"/>
+                <w:lang w:bidi="th-TH"/>
+              </w:rPr>
+            </w:pPr>
+            <w:r>
+              <w:rPr>
+                <w:rFonts w:ascii="TH SarabunPSK" w:hAnsi="TH SarabunPSK" w:cs="TH SarabunPSK" w:hint="cs"/>
+                <w:sz w:val="44"/>
+                <w:szCs w:val="44"/>
+                <w:lang w:bidi="th-TH"/>
+              </w:rPr>
+              <w:t>-</w:t>
+            </w:r>
+          </w:p>
+        </w:tc>
+        <w:tc>
+          <w:tcPr>
+            <w:tcW w:w="0" w:type="auto"/>
+            <w:tcBorders>
+              <w:top w:val="single" w:sz="6" w:space="0" w:color="CCCCCC"/>
+              <w:left w:val="single" w:sz="6" w:space="0" w:color="CCCCCC"/>
+              <w:bottom w:val="single" w:sz="6" w:space="0" w:color="000000"/>
+              <w:right w:val="single" w:sz="6" w:space="0" w:color="000000"/>
+            </w:tcBorders>
+            <w:tcMar>
+              <w:top w:w="30" w:type="dxa"/>
+              <w:left w:w="45" w:type="dxa"/>
+              <w:bottom w:w="30" w:type="dxa"/>
+              <w:right w:w="45" w:type="dxa"/>
+            </w:tcMar>
+            <w:vAlign w:val="bottom"/>
+            <w:hideMark/>
+          </w:tcPr>
+          <w:p>
+            <w:pPr>
+              <w:rPr>
+                <w:rFonts w:ascii="TH SarabunPSK" w:hAnsi="TH SarabunPSK" w:cs="TH SarabunPSK" w:hint="cs"/>
+                <w:sz w:val="44"/>
+                <w:szCs w:val="44"/>
+                <w:lang w:bidi="th-TH"/>
+              </w:rPr>
+            </w:pPr>
+          </w:p>
+        </w:tc>
+        <w:tc>
+          <w:tcPr>
+            <w:tcW w:w="0" w:type="auto"/>
+            <w:tcBorders>
+              <w:top w:val="single" w:sz="6" w:space="0" w:color="CCCCCC"/>
+              <w:left w:val="single" w:sz="6" w:space="0" w:color="CCCCCC"/>
+              <w:bottom w:val="single" w:sz="6" w:space="0" w:color="000000"/>
+              <w:right w:val="single" w:sz="6" w:space="0" w:color="000000"/>
+            </w:tcBorders>
+            <w:tcMar>
+              <w:top w:w="30" w:type="dxa"/>
+              <w:left w:w="45" w:type="dxa"/>
+              <w:bottom w:w="30" w:type="dxa"/>
+              <w:right w:w="45" w:type="dxa"/>
+            </w:tcMar>
+            <w:vAlign w:val="bottom"/>
+            <w:hideMark/>
+          </w:tcPr>
+          <w:p>
+            <w:pPr>
+              <w:rPr>
+                <w:rFonts w:ascii="TH SarabunPSK" w:hAnsi="TH SarabunPSK" w:cs="TH SarabunPSK" w:hint="cs"/>
+                <w:sz w:val="44"/>
+                <w:szCs w:val="44"/>
                 <w:lang w:bidi="th-TH"/>
               </w:rPr>
             </w:pPr>
